--- a/MAU BB TO TUNG/THU TUC NHAP TRAI/mau de dua vao nha tam giu/THONG BAO/5. THONG BAO CHUNG VỤ 1 DT.docx
+++ b/MAU BB TO TUNG/THU TUC NHAP TRAI/mau de dua vao nha tam giu/THONG BAO/5. THONG BAO CHUNG VỤ 1 DT.docx
@@ -360,16 +360,7 @@
           <w:iCs/>
           <w:szCs w:val="28"/>
         </w:rPr>
-        <w:t>TP.</w:t>
-      </w:r>
-      <w:r>
-        <w:rPr>
-          <w:rFonts w:asciiTheme="majorHAnsi" w:hAnsiTheme="majorHAnsi" w:cstheme="majorHAnsi"/>
-          <w:i/>
-          <w:iCs/>
-          <w:szCs w:val="28"/>
-        </w:rPr>
-        <w:t xml:space="preserve"> Hồ Chí Minh, ngày    tháng 06 năm 2026</w:t>
+        <w:t>TP. Hồ Chí Minh, ngày    tháng 06 năm 2026</w:t>
       </w:r>
     </w:p>
     <w:p>
@@ -705,14 +696,7 @@
           <w:rFonts w:ascii="Times New Roman" w:hAnsi="Times New Roman"/>
           <w:szCs w:val="28"/>
         </w:rPr>
-        <w:t xml:space="preserve"> (PC)</w:t>
-      </w:r>
-      <w:r>
-        <w:rPr>
-          <w:rFonts w:ascii="Times New Roman" w:hAnsi="Times New Roman"/>
-          <w:szCs w:val="28"/>
-        </w:rPr>
-        <w:t xml:space="preserve"> </w:t>
+        <w:t xml:space="preserve"> (PC) </w:t>
       </w:r>
       <w:r>
         <w:rPr>
@@ -810,13 +794,6 @@
           <w:rFonts w:ascii="Times New Roman" w:hAnsi="Times New Roman"/>
           <w:szCs w:val="28"/>
         </w:rPr>
-        <w:t xml:space="preserve"> </w:t>
-      </w:r>
-      <w:r>
-        <w:rPr>
-          <w:rFonts w:ascii="Times New Roman" w:hAnsi="Times New Roman"/>
-          <w:szCs w:val="28"/>
-        </w:rPr>
         <w:t>Họ tên: {doituong1_ho_va_ten}</w:t>
       </w:r>
       <w:r>
@@ -975,6 +952,22 @@
         </w:rPr>
         <w:tab/>
       </w:r>
+      <w:r>
+        <w:rPr>
+          <w:rFonts w:ascii="Times New Roman" w:hAnsi="Times New Roman"/>
+          <w:szCs w:val="28"/>
+        </w:rPr>
+        <w:tab/>
+      </w:r>
+    </w:p>
+    <w:p>
+      <w:pPr>
+        <w:spacing w:after="100"/>
+        <w:rPr>
+          <w:rFonts w:ascii="Times New Roman" w:hAnsi="Times New Roman"/>
+          <w:szCs w:val="28"/>
+        </w:rPr>
+      </w:pPr>
       <w:r>
         <w:rPr>
           <w:rFonts w:ascii="Times New Roman" w:hAnsi="Times New Roman"/>
@@ -1084,14 +1077,7 @@
           <w:rFonts w:ascii="Times New Roman" w:hAnsi="Times New Roman"/>
           <w:szCs w:val="28"/>
         </w:rPr>
-        <w:t xml:space="preserve"> đối với các bị can có tên trên</w:t>
-      </w:r>
-      <w:r>
-        <w:rPr>
-          <w:rFonts w:ascii="Times New Roman" w:hAnsi="Times New Roman"/>
-          <w:szCs w:val="28"/>
-        </w:rPr>
-        <w:t xml:space="preserve">. </w:t>
+        <w:t xml:space="preserve"> đối với các bị can có tên trên. </w:t>
       </w:r>
       <w:r>
         <w:rPr>
@@ -1241,15 +1227,7 @@
           <w:bCs/>
           <w:szCs w:val="28"/>
         </w:rPr>
-        <w:t>biết và đề nghị phân buồng tạm giữ/tạm giam theo luật định</w:t>
-      </w:r>
-      <w:r>
-        <w:rPr>
-          <w:rFonts w:ascii="Times New Roman" w:hAnsi="Times New Roman"/>
-          <w:bCs/>
-          <w:szCs w:val="28"/>
-        </w:rPr>
-        <w:t>.</w:t>
+        <w:t>biết và đề nghị phân buồng tạm giữ/tạm giam theo luật định.</w:t>
       </w:r>
     </w:p>
     <w:p>
